--- a/tez_taslak.docx
+++ b/tez_taslak.docx
@@ -5861,7 +5861,7 @@
           <w:i w:val="0"/>
           <w:sz w:val="24"/>
         </w:rPr>
-        <w:t>The monthly vehicle allocation problem is formulated as a Mixed-Integer Linear Program. Let D = {1, …, 28} be the set of dealers and V be the set of vehicle variants. In January 2026, V is partitioned into two independent groups: V_A = {A1V01, A2V02, A3V02} (the A model group) and V_B = {B1V01} (the B model group). The groups are solved as separate MILP instances to respect the brand's internal product segmentation policy, which dictates that A-group and B-group quotas are managed independently. Table 1 summarizes the sets and parameters.</w:t>
+        <w:t>The monthly vehicle allocation problem is formulated as a Mixed-Integer Linear Program. Let D = {1, …, 28} be the set of all registered dealers and V be the set of vehicle variants. In each month m, the active dealer set D_m ⊆ D contains only dealers whose operational status is 'AKTİF' according to the Bayi-Aktiflik-Durumu record; inactive and newly opening dealers are excluded from that month's allocation. In January 2026, |D_Jan| = 22 active dealers. V is partitioned into two independent groups: V_A = {A1V01, A2V02, A3V02} (the A model group) and V_B = {B1V01} (the B model group). The groups are solved as separate MILP instances to respect the brand's internal production and pricing segmentation.</w:t>
       </w:r>
     </w:p>
     <w:p>
@@ -6728,7 +6728,7 @@
           <w:i w:val="0"/>
           <w:sz w:val="24"/>
         </w:rPr>
-        <w:t>The January 2026 A-group instance has 3 variants × 28 dealers = 84 integer decision variables, 3 inventory constraints, and 56 quota bound constraints (28 lower + 28 upper). The B-group instance has 1 variant × 28 dealers = 28 integer decision variables, 1 inventory constraint, and 56 quota bound constraints. Combined, the problem has 112 integer variables and 116 constraints, which CBC solves to certified optimality (MIP gap = 0.0%) in under 0.3 seconds on a standard cloud compute instance.</w:t>
+        <w:t>The January 2026 A-group instance has 3 variants × 22 active dealers = 66 integer decision variables, 3 inventory constraints, and 44 quota bound constraints (22 lower + 22 upper). The B-group instance has 1 variant × 22 active dealers = 22 integer decision variables, 1 inventory constraint, and 44 quota bound constraints. Combined, the January problem has 88 integer variables and 92 constraints, which CBC solves to global optimality in under 0.3 seconds. (For reference, a full-network instance with all 28 dealers would have 112 integer variables and 116 constraints — still trivially fast for CBC.)</w:t>
       </w:r>
     </w:p>
     <w:p>
@@ -6808,7 +6808,7 @@
           <w:i w:val="0"/>
           <w:sz w:val="24"/>
         </w:rPr>
-        <w:t>The EWMA smoothing (W=5) was applied to the 5-month window of August–December 2025 achievement ratios for each dealer. Composite scores C_d were computed for all 28 dealers. The full score range in this instance was [0.41, 0.856], with a mean of 0.623 and a standard deviation of 0.108. The top-scoring dealer (composite 0.856) had high LP alignment (the depot's January inventory was unusually rich in the specific model-version-color combinations this dealer historically sells), strong recent performance (P ≈ 0.87), and significant year-end target lag (H = 1.21, indicating it fell 21% behind its annual target in 2025, primarily due to supply constraints in Q3 2025).</w:t>
+        <w:t>The EWMA smoothing (W=5) was applied to the 5-month window of August–December 2025 achievement ratios for each dealer. Composite scores C_d were computed for all 28 dealers, but only the 22 dealers with 'AKTİF' status in January 2026 were included in the allocation. The full score range in this instance was [0.41, 0.856], with a mean of 0.623 and a standard deviation of 0.108. The top-scoring dealer (composite 0.856) had high LP alignment (the depot's January inventory was unusually rich in A2V02 variants, which matched this dealer's historical sales profile closely) and a strong H score (the dealer had significant remaining annual quota to fill). The lowest-scoring active dealer (composite 0.41) had a weak performance record in 2025 and a misaligned color preference profile.</w:t>
       </w:r>
     </w:p>
     <w:p>
@@ -6853,7 +6853,7 @@
           <w:i w:val="0"/>
           <w:sz w:val="24"/>
         </w:rPr>
-        <w:t>The MILP solver returned optimal solutions for both groups within the 0.3-second time budget. The combined allocation matrix assigned vehicles to all 28 dealers, with per-dealer totals ranging from 14 to 47 units. Table 4 summarizes the results by model group.</w:t>
+        <w:t>The MILP solver returned optimal solutions for both groups within the 0.3-second time budget. The combined allocation matrix assigned vehicles to all 22 active January 2026 dealers, with per-dealer totals ranging from 14 to 47 units. Table 4 summarizes the results by model group.</w:t>
       </w:r>
     </w:p>
     <w:p>
@@ -7564,7 +7564,7 @@
           <w:i/>
           <w:sz w:val="22"/>
         </w:rPr>
-        <w:t>[FIGURE PLACEHOLDER: Horizontal stacked bar chart for all 28 dealers. Each bar shows units allocated by model: A1V01 (dark blue), A2V02 (medium blue), A3V02 (light blue), B1V01 (orange). Dealers sorted by composite score (highest at top). Annotations show composite score C_d next to each bar. X-axis: 0 to 50 units. Y-axis: dealer labels (Bayi 01 – Bayi 28).]</w:t>
+        <w:t>[FIGURE PLACEHOLDER: Horizontal stacked bar chart for all 22 active January 2026 dealers. Each bar shows units allocated by model: A1V01 (dark blue), A2V02 (medium blue), A3V02 (light blue), B1V01 (orange). Dealers sorted by composite score (highest at top). Annotations show composite score C_d next to each bar. X-axis: 0 to 50 units. Y-axis: dealer labels (Bayi 01 – Bayi 28, excluding inactive dealers in January).]</w:t>
       </w:r>
     </w:p>
     <w:p>

--- a/tez_taslak.docx
+++ b/tez_taslak.docx
@@ -311,7 +311,7 @@
           <w:i w:val="0"/>
           <w:sz w:val="24"/>
         </w:rPr>
-        <w:t>The third layer formulates vehicle allocation as a Mixed-Integer Linear Programming (MILP) problem. The objective is to maximize the sum of composite-score-weighted allocations subject to inventory availability constraints and dealer quota bounds (±20% of the monthly quota derived from market-share-based target distribution). The model is implemented in Python using PuLP with the open-source CBC solver and solves a January 2026 instance of 603 vehicles across 28 dealers in under 0.3 seconds.</w:t>
+        <w:t>The third layer formulates vehicle allocation as a Mixed-Integer Linear Programming (MILP) problem. The objective is to maximize the sum of composite-score-weighted allocations subject to inventory availability constraints and dealer quota bounds (±20% of the monthly quota derived from market-share-based target distribution). The model is implemented in Python using PuLP with the open-source CBC solver and solves a January 2026 instance of 603 vehicles across 22 active dealers in under 0.3 seconds.</w:t>
       </w:r>
     </w:p>
     <w:p>

--- a/tez_taslak.docx
+++ b/tez_taslak.docx
@@ -195,6 +195,184 @@
       </w:r>
     </w:p>
     <w:p>
+      <w:r>
+        <w:br w:type="page"/>
+      </w:r>
+    </w:p>
+    <w:p>
+      <w:pPr>
+        <w:spacing w:after="120"/>
+      </w:pPr>
+      <w:r>
+        <w:rPr>
+          <w:b w:val="0"/>
+          <w:sz w:val="20"/>
+        </w:rPr>
+        <w:t>Anahtar Kelimeler: Araç Dağıtım Problemi, Çok Kriterli Karar Verme, Karma Tam Sayılı Doğrusal Programlama, STL Ayrıştırması, Üstel Ağırlıklı Hareketli Ortalama, Kosinüs Benzerliği, Ürün Çeşitliliği Optimizasyonu, Otomotiv Tedarik Zinciri.</w:t>
+      </w:r>
+    </w:p>
+    <w:p>
+      <w:pPr>
+        <w:spacing w:after="120"/>
+        <w:ind w:firstLine="567"/>
+      </w:pPr>
+      <w:r>
+        <w:rPr>
+          <w:sz w:val="22"/>
+        </w:rPr>
+        <w:t>Sistem; gerçek zamanlı senaryo analizi özellikli interaktif bir Streamlit panosu olarak Streamlit Cloud üzerinde yayına alınmıştır. Ocak 2026 vaka çalışması sonuçları, sistemin kıt envanteri yüksek potansiyelli bayilere yönlendirirken operasyonel kısıtlara uyum sağladığını ve manuel sezgisel yaklaşımlarla kıyaslanamaz hız ile tutarlılıkta dağıtım ürettiğini ortaya koymaktadır.</w:t>
+      </w:r>
+    </w:p>
+    <w:p>
+      <w:pPr>
+        <w:spacing w:after="120"/>
+        <w:ind w:firstLine="567"/>
+      </w:pPr>
+      <w:r>
+        <w:rPr>
+          <w:sz w:val="22"/>
+        </w:rPr>
+        <w:t>Üçüncü katman, araç dağıtımını Karma Tam Sayılı Doğrusal Programlama (KTDP) problemi olarak formüle etmektedir. Amaç fonksiyonu; envanter kısıtları ve pazar payı tabanlı hedef dağılımından türetilen bayi kota sınırları (±%20) altında bileşik skor ağırlıklı dağıtım toplamını maksimize etmektir. Model, Python'da PuLP kütüphanesi ile açık kaynak CBC çözücü kullanılarak gerçekleştirilmiş; Ocak 2026'ya ait 603 araç ve 22 aktif bayi içeren örnek 0,3 saniyenin altında çözülmüştür.</w:t>
+      </w:r>
+    </w:p>
+    <w:p>
+      <w:pPr>
+        <w:spacing w:after="120"/>
+        <w:ind w:firstLine="567"/>
+      </w:pPr>
+      <w:r>
+        <w:rPr>
+          <w:sz w:val="22"/>
+        </w:rPr>
+        <w:t>İkinci katman, her bayiyi dört boyutta puanlamak için Çok Kriterli Karar Verme (ÇKKV) yöntemini uygulamaktadır: Son 12 ay hedef gerçekleştirme performansı (P, ağırlık 0,25), bayi geçmiş satış vektörü ile güncel envanter vektörü arasındaki kosinüs benzerliğine dayalı konum-ürün uyum skoru (LP, ağırlık 0,35), mevsimsel uyum skoru (S, ağırlık 0,20) ve yıllık hedefe yakınlık skoru (H, ağırlık 0,20). Her bayi için C_d ∈ [0,1] aralığında bileşik skor hesaplanmaktadır.</w:t>
+      </w:r>
+    </w:p>
+    <w:p>
+      <w:pPr>
+        <w:spacing w:after="120"/>
+        <w:ind w:firstLine="567"/>
+      </w:pPr>
+      <w:r>
+        <w:rPr>
+          <w:sz w:val="22"/>
+        </w:rPr>
+        <w:t>Birinci katman, 24 aylık geçmiş satış verisi (Ocak 2024–Aralık 2025) üzerine Loess tabanlı Mevsimsel-Trend Ayrıştırması (STL) uygulayarak aylık mevsimsellik indekslerini türetmektedir. Bu indeksler, Prophet modeliyle elde edilen yıllık pazar tahmini ve W=5 penceresiyle (α=0,333) sistematik çapraz doğrulama sonucunda seçilen Üstel Ağırlıklı Hareketli Ortalama (EWMA) ile birleştirilerek bayi düzeyinde 2026 aylık talep tahminleri üretilmektedir.</w:t>
+      </w:r>
+    </w:p>
+    <w:p>
+      <w:pPr>
+        <w:spacing w:after="120"/>
+        <w:ind w:firstLine="567"/>
+      </w:pPr>
+      <w:r>
+        <w:rPr>
+          <w:sz w:val="22"/>
+        </w:rPr>
+        <w:t>Sınırlı araç envanterinin bayi ağına aylık olarak dağıtılması, otomotiv üreticileri ve ithalatçıları için kritik bir operasyonel karar problemidir. Mevcut araç sayısının toplam bayi talebinin altında kaldığı durumlarda dağıtım kararı; bayi memnuniyetini, müşteri erişilebilirliğini ve marka gelirini doğrudan etkilemektedir. Bu tez, Türkiye genelinde 20-28 yetkili bayisi bulunan bir SUV markası için aylık araç dağıtımını otomatize eden üç katmanlı bir karar destek sistemi tasarımını, uygulamasını ve canlı ortama dağıtımını sunmaktadır.</w:t>
+      </w:r>
+    </w:p>
+    <w:p>
+      <w:pPr>
+        <w:spacing w:after="120"/>
+        <w:jc w:val="center"/>
+      </w:pPr>
+      <w:r>
+        <w:rPr>
+          <w:b w:val="0"/>
+          <w:sz w:val="22"/>
+        </w:rPr>
+      </w:r>
+    </w:p>
+    <w:p>
+      <w:pPr>
+        <w:spacing w:after="120"/>
+        <w:jc w:val="center"/>
+      </w:pPr>
+      <w:r>
+        <w:rPr>
+          <w:b w:val="0"/>
+          <w:sz w:val="22"/>
+        </w:rPr>
+        <w:t>Endüstri Mühendisliği, Makine Fakültesi, Yıldız Teknik Üniversitesi</w:t>
+      </w:r>
+    </w:p>
+    <w:p>
+      <w:pPr>
+        <w:spacing w:after="120"/>
+        <w:jc w:val="center"/>
+      </w:pPr>
+      <w:r>
+        <w:rPr>
+          <w:b w:val="0"/>
+          <w:sz w:val="22"/>
+        </w:rPr>
+        <w:t>Adem Ağar</w:t>
+      </w:r>
+    </w:p>
+    <w:p>
+      <w:pPr>
+        <w:spacing w:after="120"/>
+        <w:jc w:val="center"/>
+      </w:pPr>
+      <w:r>
+        <w:rPr>
+          <w:b w:val="0"/>
+          <w:sz w:val="22"/>
+        </w:rPr>
+      </w:r>
+    </w:p>
+    <w:p>
+      <w:pPr>
+        <w:spacing w:after="120"/>
+        <w:jc w:val="center"/>
+      </w:pPr>
+      <w:r>
+        <w:rPr>
+          <w:b/>
+          <w:sz w:val="22"/>
+        </w:rPr>
+        <w:t>Aylık Araç Dağıtımı Optimizasyonu</w:t>
+      </w:r>
+    </w:p>
+    <w:p>
+      <w:pPr>
+        <w:spacing w:after="120"/>
+        <w:jc w:val="center"/>
+      </w:pPr>
+      <w:r>
+        <w:rPr>
+          <w:b/>
+          <w:sz w:val="22"/>
+        </w:rPr>
+        <w:t>Otomotiv Bayi Ağları İçin Çok Kriterli Karar Destek Sistemi ile</w:t>
+      </w:r>
+    </w:p>
+    <w:p>
+      <w:pPr>
+        <w:spacing w:after="120"/>
+        <w:jc w:val="center"/>
+      </w:pPr>
+      <w:r>
+        <w:rPr>
+          <w:b w:val="0"/>
+          <w:sz w:val="22"/>
+        </w:rPr>
+      </w:r>
+    </w:p>
+    <w:p>
+      <w:pPr>
+        <w:spacing w:after="120"/>
+        <w:jc w:val="center"/>
+      </w:pPr>
+      <w:r>
+        <w:rPr>
+          <w:b/>
+          <w:sz w:val="28"/>
+        </w:rPr>
+        <w:t>ÖZET</w:t>
+      </w:r>
+    </w:p>
+    <w:p>
       <w:pPr>
         <w:spacing w:before="240" w:after="120"/>
         <w:jc w:val="left"/>
@@ -341,7 +519,7 @@
           <w:i/>
           <w:sz w:val="24"/>
         </w:rPr>
-        <w:t>Keywords: vehicle allocation problem, multi-criteria decision making, mixed-integer linear programming, STL decomposition, exponentially weighted moving average, cosine similarity, assortment optimization, automotive supply chain</w:t>
+        <w:t>Keywords: Vehicle Allocation Problem, Multi-Criteria Decision Making, Mixed-Integer Linear Programming, STL Decomposition, Exponentially Weighted Moving Average, Cosine Similarity, Assortment Optimization, Automotive Supply Chain.</w:t>
       </w:r>
     </w:p>
     <w:p>

--- a/tez_taslak.docx
+++ b/tez_taslak.docx
@@ -2883,11 +2883,120 @@
         <w:spacing w:after="120"/>
       </w:pPr>
       <w:r>
-        <w:rPr>
-          <w:b w:val="0"/>
-          <w:i w:val="0"/>
-        </w:rPr>
-        <w:t>Layer 1 (Demand Forecasting) ingests 24 months of historical sales data and produces: (a) monthly seasonal indices SI_{m} for each model group, and (b) annual brand-level demand projection for 2026. Layer 2 (MCDM Scoring) combines seasonal indices with 2025 performance records and current inventory to compute a composite score C_d ∈ [0,1] for each dealer. Layer 3 (MILP Allocation) maximizes Σ C_d · x[v][d] subject to inventory availability and quota bound constraints, producing the monthly allocation matrix x[v][d].</w:t>
+        <w:t xml:space="preserve">Layer 1 (Demand Forecasting) ingests 24 months of historical sales data and produces: (a) monthly seasonal indices </w:t>
+      </w:r>
+      <m:oMath>
+        <m:sSub>
+          <m:sSubPr>
+            <m:ctrlPr/>
+          </m:sSubPr>
+          <m:e>
+            <m:r>
+              <m:rPr>
+                <m:sty m:val="i"/>
+              </m:rPr>
+              <m:t>SI</m:t>
+            </m:r>
+          </m:e>
+          <m:sub>
+            <m:r>
+              <m:rPr>
+                <m:sty m:val="i"/>
+              </m:rPr>
+              <m:t>m</m:t>
+            </m:r>
+          </m:sub>
+        </m:sSub>
+      </m:oMath>
+      <w:r>
+        <w:t xml:space="preserve"> for each model group, and (b) annual brand-level demand projection for 2026. Layer 2 (MCDM Scoring) combines seasonal indices with 2025 performance records and current inventory to compute a composite score </w:t>
+      </w:r>
+      <m:oMath>
+        <m:sSub>
+          <m:sSubPr>
+            <m:ctrlPr/>
+          </m:sSubPr>
+          <m:e>
+            <m:r>
+              <m:rPr>
+                <m:sty m:val="i"/>
+              </m:rPr>
+              <m:t>C</m:t>
+            </m:r>
+          </m:e>
+          <m:sub>
+            <m:r>
+              <m:rPr>
+                <m:sty m:val="i"/>
+              </m:rPr>
+              <m:t>d</m:t>
+            </m:r>
+          </m:sub>
+        </m:sSub>
+        <m:r>
+          <m:rPr>
+            <m:sty m:val="p"/>
+          </m:rPr>
+          <m:t> ∈ [0, 1]</m:t>
+        </m:r>
+      </m:oMath>
+      <w:r>
+        <w:t xml:space="preserve"> for each dealer. Layer 3 (MILP Allocation) maximizes </w:t>
+      </w:r>
+      <m:oMath>
+        <m:r>
+          <m:rPr>
+            <m:sty m:val="p"/>
+          </m:rPr>
+          <m:t>Σ </m:t>
+        </m:r>
+        <m:sSub>
+          <m:sSubPr>
+            <m:ctrlPr/>
+          </m:sSubPr>
+          <m:e>
+            <m:r>
+              <m:rPr>
+                <m:sty m:val="i"/>
+              </m:rPr>
+              <m:t>C</m:t>
+            </m:r>
+          </m:e>
+          <m:sub>
+            <m:r>
+              <m:rPr>
+                <m:sty m:val="i"/>
+              </m:rPr>
+              <m:t>d</m:t>
+            </m:r>
+          </m:sub>
+        </m:sSub>
+        <m:r>
+          <m:rPr>
+            <m:sty m:val="p"/>
+          </m:rPr>
+          <m:t> · </m:t>
+        </m:r>
+        <m:r>
+          <m:rPr>
+            <m:sty m:val="i"/>
+          </m:rPr>
+          <m:t>x[v][d]</m:t>
+        </m:r>
+      </m:oMath>
+      <w:r>
+        <w:t xml:space="preserve"> subject to inventory availability and quota bound constraints, producing the monthly allocation matrix </w:t>
+      </w:r>
+      <m:oMath>
+        <m:r>
+          <m:rPr>
+            <m:sty m:val="i"/>
+          </m:rPr>
+          <m:t>x[v][d]</m:t>
+        </m:r>
+      </m:oMath>
+      <w:r>
+        <w:t>.</w:t>
       </w:r>
     </w:p>
     <w:p>
